--- a/informe_template.docx
+++ b/informe_template.docx
@@ -217,7 +217,7 @@
         <w:rPr>
           <w:lang w:val="es-AR"/>
         </w:rPr>
-        <w:t xml:space="preserve">He auditado los estados contables de {{EMPRESA}}, que comprenden el estado de situación patrimonial al {{FECHA_CIERRE_LARGA}}, los estados de resultados, de evolución del patrimonio neto y de flujo de efectivo correspondientes al ejercicio finalizado en dicha fecha, así como la información explicativa de los estados contables, expuesta en las notas 2.1 a 2.8, que incluye un resumen de las políticas contables significativas, y los anexos I a III.  </w:t>
+        <w:t xml:space="preserve">He auditado los estados contables de {{EMPRESA}}, que comprenden el estado de situación patrimonial al {{FECHA_CIERRE_LARGA}}, los estados de resultados, de evolución del patrimonio neto y de flujo de efectivo correspondientes al ejercicio finalizado en dicha fecha, así como la información explicativa de los estados contables, expuesta en las notas {{NOTAS_RANGO}}, que incluye un resumen de las políticas contables significativas, y los anexos {{ANEXOS_RANGO}}.  </w:t>
       </w:r>
       <w:r>
         <w:rPr>
